--- a/documents/27-clearhaven-unversioned-api-incident.docx
+++ b/documents/27-clearhaven-unversioned-api-incident.docx
@@ -11282,7 +11282,7 @@
         <w:pStyle w:val="Heading1"/>
       </w:pPr>
       <w:r>
-        <w:t>Working remainder for CLH-INC-2023-061</w:t>
+        <w:t>Open work after March 28, 2023</w:t>
       </w:r>
     </w:p>
     <w:p>
@@ -11296,7 +11296,7 @@
           <w:color w:val="222222"/>
           <w:sz w:val="24"/>
         </w:rPr>
-        <w:t>The front of break-svc renamed status to break_status without a version is the document. This remainder is the leftover a colleague still trips on: named people, named boxes, named tickets, and the work I still owe after March 28, 2023. It is not a second log and it is not a stack of exhibits with the same stub. If a paragraph fights the decision in the front, strike the paragraph.</w:t>
+        <w:t>What follows is leftover work from break-svc renamed status to break_status without a version: named people, named boxes, named tickets, and the items I still owe. If a paragraph fights the decision in the front of CLH-INC-2023-061, strike the paragraph.</w:t>
       </w:r>
     </w:p>
     <w:p>
@@ -11450,7 +11450,7 @@
           <w:color w:val="222222"/>
           <w:sz w:val="24"/>
         </w:rPr>
-        <w:t>I will not put averaging QPS instead of testing the close on a wiki that drifts. CLH-TDD-2023-017 and this file are the record. If Helen Cho needs a diagram, they get a permalink, not a photo of a whiteboard. breaks.clh.prod.northstar.internal stays out of the diagram title. If a new engineer asks where the leftover lives, I point here. I do not point at a Slack pin from March 28, 2023. Client Clearhaven.</w:t>
+        <w:t>I will not put averaging QPS instead of testing the close on a wiki that drifts. CLH-TDD-2023-017 and this file are the record. If Helen Cho needs a diagram, they get a permalink, not a photo of a whiteboard. breaks.clh.prod.northstar.internal stays out of the diagram title. If a new engineer asks where the leftover lives, I point here. I do not point at a Slack pin from March 28, 2023.</w:t>
       </w:r>
     </w:p>
     <w:p>
@@ -13794,7 +13794,7 @@
           <w:color w:val="222222"/>
           <w:sz w:val="24"/>
         </w:rPr>
-        <w:t>People who were absent still get a usable remainder, not a transcript. Rahul Deshmukh gets the decision, the refuse, and the date. They do not get a reconstruction of who raised their voice. If they object, they object on CLH-5521. Client Clearhaven. Author Aman Kumar.</w:t>
+        <w:t>People who were absent still get a usable remainder, not a transcript. Rahul Deshmukh gets the decision, the refuse, and the date. They do not get a reconstruction of who raised their voice. If they object, they object on CLH-5521.</w:t>
       </w:r>
     </w:p>
     <w:p>
@@ -14839,7 +14839,7 @@
           <w:color w:val="222222"/>
           <w:sz w:val="24"/>
         </w:rPr>
-        <w:t>If you are implementing, keep the rejected alternative dead. If you are on-call, start read-only. If you are Helen Cho, the ask is unchanged: pick the path in the main body or send it back with a named objection. Sample I would still defend: 3412 rows, 20 minutes, freeze respected. Strike this remainder if it ever fights the decision callout. Author Aman Kumar. Client Clearhaven.</w:t>
+        <w:t>If you are implementing, keep the rejected alternative dead. If you are on-call, start read-only. If you are Helen Cho, the ask is unchanged: pick the path in the main body or send it back with a named objection. Sample I would still defend: 3412 rows, 20 minutes, freeze respected. Strike this section if it ever fights the decision callout.</w:t>
       </w:r>
     </w:p>
     <w:p>
@@ -14853,7 +14853,7 @@
           <w:color w:val="222222"/>
           <w:sz w:val="24"/>
         </w:rPr>
-        <w:t>This heading is the reopen rule, not a promise that nothing follows. If we still need words after the bank, they are named leftovers, not another copy of the same stub. raising retries on a poison record is done as a heading when Marcus Bell closes CLH-INC-2023-061 or writes a new date.</w:t>
+        <w:t>This heading is the reopen rule. raising retries on a poison record is done when Marcus Bell closes CLH-INC-2023-061 or writes a new date.</w:t>
       </w:r>
     </w:p>
     <w:p>
@@ -16005,7 +16005,7 @@
           <w:color w:val="222222"/>
           <w:sz w:val="24"/>
         </w:rPr>
-        <w:t>I am out of new section shapes. What follows is leftover owners and tickets already in this file, written so a colleague can act. I will not invent another exhibit format to fill a page budget.</w:t>
+        <w:t>Owners and tickets still attached to CLH-INC-2023-061, written so a colleague can act without hunting Slack. Close is a decision, a refuse, or a new date.</w:t>
       </w:r>
     </w:p>
     <w:p>
@@ -16019,7 +16019,7 @@
           <w:color w:val="222222"/>
           <w:sz w:val="24"/>
         </w:rPr>
-        <w:t>CLH-TDD-2023-017 still sits with Helen Cho. Host breaks.clh.prod.northstar.internal. Due April 8, 2023 unless they write a new date. Close is a decision, a refuse, or that date. I will not accept a status dump. Front-matter number I am not re-arguing: 22. If this leftover is done, Helen Cho marks CLH-TDD-2023-017 done. Aman Kumar will not keep a shadow list. Client Clearhaven.</w:t>
+        <w:t>CLH-TDD-2023-017 still sits with Helen Cho. Host breaks.clh.prod.northstar.internal. Due April 8, 2023 unless they write a new date. Close is a decision, a refuse, or that date. I will not accept a status dump. Front-matter number I am not re-arguing: 22. If this leftover is done, Helen Cho marks CLH-TDD-2023-017 done. Aman Kumar will not keep a shadow list.</w:t>
       </w:r>
     </w:p>
     <w:p>
@@ -16117,7 +16117,7 @@
           <w:color w:val="222222"/>
           <w:sz w:val="24"/>
         </w:rPr>
-        <w:t>Stop leftover: CLH-INC-2023-061 is not a twin of CLH-5521. Keep one thread. Clearhaven Mule on breaks.clh.prod.northstar.internal. If this paragraph fights the front of CLH-INC-2023-061, strike it. Due April 22, 2023. Client Clearhaven.</w:t>
+        <w:t>Stop leftover: CLH-INC-2023-061 is not a twin of CLH-5521. Keep one thread. Clearhaven Mule on breaks.clh.prod.northstar.internal. If this paragraph fights the front of CLH-INC-2023-061, strike it. Due April 22, 2023.</w:t>
       </w:r>
     </w:p>
     <w:p>
@@ -16131,7 +16131,7 @@
           <w:color w:val="222222"/>
           <w:sz w:val="24"/>
         </w:rPr>
-        <w:t>CLH-5521 still sits with Rina Das. Host breaks.clh.prod.northstar.internal. Due April 24, 2023 unless they write a new date. Close is a decision, a refuse, or that date. I will not accept a status dump. Front-matter number I am not re-arguing: 47. If this leftover is done, Rina Das marks CLH-5521 done. Aman Kumar will not keep a shadow list. Client Clearhaven.</w:t>
+        <w:t>CLH-5521 still sits with Rina Das. Host breaks.clh.prod.northstar.internal. Due April 24, 2023 unless they write a new date. Close is a decision, a refuse, or that date. I will not accept a status dump. Front-matter number I am not re-arguing: 47. If this leftover is done, Rina Das marks CLH-5521 done. Aman Kumar will not keep a shadow list.</w:t>
       </w:r>
     </w:p>
     <w:p>
